--- a/COS80023_Big_Data/Lab/Lab9/Pass_Task_9 -104837257.docx
+++ b/COS80023_Big_Data/Lab/Lab9/Pass_Task_9 -104837257.docx
@@ -188,9 +188,9 @@
           <w:bCs/>
           <w:color w:val="0F4761" w:themeColor="accent1" w:themeShade="BF"/>
         </w:rPr>
-        <w:t xml:space="preserve">Q1. What do these numbers tell you? Why did we give table() the argument </w:t>
-      </w:r>
-      <w:proofErr w:type="spellStart"/>
+        <w:t xml:space="preserve">Q1. What do these numbers tell you? Why did we give </w:t>
+      </w:r>
+      <w:proofErr w:type="gramStart"/>
       <w:r>
         <w:rPr>
           <w:rFonts w:ascii="Calibri" w:hAnsi="Calibri" w:cs="Calibri"/>
@@ -198,9 +198,9 @@
           <w:bCs/>
           <w:color w:val="0F4761" w:themeColor="accent1" w:themeShade="BF"/>
         </w:rPr>
-        <w:t>data.raw$type</w:t>
-      </w:r>
-      <w:proofErr w:type="spellEnd"/>
+        <w:t>table(</w:t>
+      </w:r>
+      <w:proofErr w:type="gramEnd"/>
       <w:r>
         <w:rPr>
           <w:rFonts w:ascii="Calibri" w:hAnsi="Calibri" w:cs="Calibri"/>
@@ -208,6 +208,26 @@
           <w:bCs/>
           <w:color w:val="0F4761" w:themeColor="accent1" w:themeShade="BF"/>
         </w:rPr>
+        <w:t xml:space="preserve">) the argument </w:t>
+      </w:r>
+      <w:proofErr w:type="spellStart"/>
+      <w:r>
+        <w:rPr>
+          <w:rFonts w:ascii="Calibri" w:hAnsi="Calibri" w:cs="Calibri"/>
+          <w:b/>
+          <w:bCs/>
+          <w:color w:val="0F4761" w:themeColor="accent1" w:themeShade="BF"/>
+        </w:rPr>
+        <w:t>data.raw$type</w:t>
+      </w:r>
+      <w:proofErr w:type="spellEnd"/>
+      <w:r>
+        <w:rPr>
+          <w:rFonts w:ascii="Calibri" w:hAnsi="Calibri" w:cs="Calibri"/>
+          <w:b/>
+          <w:bCs/>
+          <w:color w:val="0F4761" w:themeColor="accent1" w:themeShade="BF"/>
+        </w:rPr>
         <w:t>?</w:t>
       </w:r>
     </w:p>
@@ -223,6 +243,7 @@
       <w:r>
         <w:rPr>
           <w:rFonts w:ascii="Calibri" w:hAnsi="Calibri" w:cs="Calibri"/>
+          <w:noProof/>
           <w:color w:val="0F4761" w:themeColor="accent1" w:themeShade="BF"/>
         </w:rPr>
         <w:drawing>
@@ -296,6 +317,7 @@
         <w:br/>
       </w:r>
       <w:proofErr w:type="spellStart"/>
+      <w:proofErr w:type="gramStart"/>
       <w:r>
         <w:rPr>
           <w:rFonts w:ascii="Calibri" w:hAnsi="Calibri" w:cs="Calibri"/>
@@ -303,6 +325,7 @@
         <w:t>prop.table</w:t>
       </w:r>
       <w:proofErr w:type="spellEnd"/>
+      <w:proofErr w:type="gramEnd"/>
       <w:r>
         <w:rPr>
           <w:rFonts w:ascii="Calibri" w:hAnsi="Calibri" w:cs="Calibri"/>
@@ -344,43 +367,39 @@
         <w:rPr>
           <w:rFonts w:ascii="Calibri" w:hAnsi="Calibri" w:cs="Calibri"/>
         </w:rPr>
+        <w:t xml:space="preserve"> (14%)</w:t>
+      </w:r>
+      <w:r>
+        <w:rPr>
+          <w:rFonts w:ascii="Calibri" w:hAnsi="Calibri" w:cs="Calibri"/>
+        </w:rPr>
+        <w:t>.</w:t>
+      </w:r>
+      <w:r>
+        <w:rPr>
+          <w:rFonts w:ascii="Calibri" w:hAnsi="Calibri" w:cs="Calibri"/>
+        </w:rPr>
         <w:t xml:space="preserve"> </w:t>
       </w:r>
       <w:r>
         <w:rPr>
           <w:rFonts w:ascii="Calibri" w:hAnsi="Calibri" w:cs="Calibri"/>
         </w:rPr>
-        <w:t>(</w:t>
-      </w:r>
-      <w:r>
-        <w:rPr>
-          <w:rFonts w:ascii="Calibri" w:hAnsi="Calibri" w:cs="Calibri"/>
-        </w:rPr>
-        <w:t>14</w:t>
-      </w:r>
-      <w:r>
-        <w:rPr>
-          <w:rFonts w:ascii="Calibri" w:hAnsi="Calibri" w:cs="Calibri"/>
-        </w:rPr>
-        <w:t>%)</w:t>
-      </w:r>
-      <w:r>
-        <w:rPr>
-          <w:rFonts w:ascii="Calibri" w:hAnsi="Calibri" w:cs="Calibri"/>
-        </w:rPr>
-        <w:t>.</w:t>
-      </w:r>
-      <w:r>
-        <w:rPr>
-          <w:rFonts w:ascii="Calibri" w:hAnsi="Calibri" w:cs="Calibri"/>
-        </w:rPr>
-        <w:t xml:space="preserve"> </w:t>
-      </w:r>
-      <w:r>
-        <w:rPr>
-          <w:rFonts w:ascii="Calibri" w:hAnsi="Calibri" w:cs="Calibri"/>
-        </w:rPr>
-        <w:t>We gave table()</w:t>
+        <w:t xml:space="preserve">We gave </w:t>
+      </w:r>
+      <w:proofErr w:type="gramStart"/>
+      <w:r>
+        <w:rPr>
+          <w:rFonts w:ascii="Calibri" w:hAnsi="Calibri" w:cs="Calibri"/>
+        </w:rPr>
+        <w:t>table(</w:t>
+      </w:r>
+      <w:proofErr w:type="gramEnd"/>
+      <w:r>
+        <w:rPr>
+          <w:rFonts w:ascii="Calibri" w:hAnsi="Calibri" w:cs="Calibri"/>
+        </w:rPr>
+        <w:t>)</w:t>
       </w:r>
       <w:r>
         <w:rPr>
@@ -455,6 +474,9 @@
         <w:jc w:val="center"/>
       </w:pPr>
       <w:r>
+        <w:rPr>
+          <w:noProof/>
+        </w:rPr>
         <w:drawing>
           <wp:inline distT="0" distB="0" distL="0" distR="0" wp14:anchorId="2D795484" wp14:editId="6BDF21B1">
             <wp:extent cx="5525355" cy="2833687"/>
@@ -573,6 +595,7 @@
       <w:r>
         <w:rPr>
           <w:rFonts w:ascii="Calibri" w:hAnsi="Calibri" w:cs="Calibri"/>
+          <w:noProof/>
         </w:rPr>
         <w:drawing>
           <wp:inline distT="0" distB="0" distL="0" distR="0" wp14:anchorId="42EA02A1" wp14:editId="7D8A50A2">
@@ -881,6 +904,7 @@
       <w:r>
         <w:rPr>
           <w:rFonts w:ascii="Calibri" w:hAnsi="Calibri" w:cs="Calibri"/>
+          <w:noProof/>
         </w:rPr>
         <w:drawing>
           <wp:inline distT="0" distB="0" distL="0" distR="0" wp14:anchorId="7729FD7C" wp14:editId="441092A2">
@@ -947,6 +971,7 @@
         <w:t xml:space="preserve">Q4. How do you create 3-grams? How does </w:t>
       </w:r>
       <w:proofErr w:type="spellStart"/>
+      <w:proofErr w:type="gramStart"/>
       <w:r>
         <w:rPr>
           <w:rFonts w:ascii="Calibri" w:hAnsi="Calibri" w:cs="Calibri"/>
@@ -957,6 +982,7 @@
         <w:t>data.tokens</w:t>
       </w:r>
       <w:proofErr w:type="spellEnd"/>
+      <w:proofErr w:type="gramEnd"/>
       <w:r>
         <w:rPr>
           <w:rFonts w:ascii="Calibri" w:hAnsi="Calibri" w:cs="Calibri"/>
@@ -978,7 +1004,84 @@
         <w:rPr>
           <w:rFonts w:ascii="Calibri" w:hAnsi="Calibri" w:cs="Calibri"/>
         </w:rPr>
-        <w:t xml:space="preserve">We can create </w:t>
+        <w:drawing>
+          <wp:inline distT="0" distB="0" distL="0" distR="0" wp14:anchorId="3AB0F4AF" wp14:editId="491F345B">
+            <wp:extent cx="5731510" cy="1946910"/>
+            <wp:effectExtent l="0" t="0" r="2540" b="0"/>
+            <wp:docPr id="1126246399" name="Picture 1"/>
+            <wp:cNvGraphicFramePr>
+              <a:graphicFrameLocks xmlns:a="http://schemas.openxmlformats.org/drawingml/2006/main" noChangeAspect="1"/>
+            </wp:cNvGraphicFramePr>
+            <a:graphic xmlns:a="http://schemas.openxmlformats.org/drawingml/2006/main">
+              <a:graphicData uri="http://schemas.openxmlformats.org/drawingml/2006/picture">
+                <pic:pic xmlns:pic="http://schemas.openxmlformats.org/drawingml/2006/picture">
+                  <pic:nvPicPr>
+                    <pic:cNvPr id="1126246399" name=""/>
+                    <pic:cNvPicPr/>
+                  </pic:nvPicPr>
+                  <pic:blipFill>
+                    <a:blip r:embed="rId11"/>
+                    <a:stretch>
+                      <a:fillRect/>
+                    </a:stretch>
+                  </pic:blipFill>
+                  <pic:spPr>
+                    <a:xfrm>
+                      <a:off x="0" y="0"/>
+                      <a:ext cx="5731510" cy="1946910"/>
+                    </a:xfrm>
+                    <a:prstGeom prst="rect">
+                      <a:avLst/>
+                    </a:prstGeom>
+                  </pic:spPr>
+                </pic:pic>
+              </a:graphicData>
+            </a:graphic>
+          </wp:inline>
+        </w:drawing>
+      </w:r>
+    </w:p>
+    <w:p>
+      <w:pPr>
+        <w:spacing w:line="276" w:lineRule="auto"/>
+        <w:rPr>
+          <w:rFonts w:ascii="Calibri" w:hAnsi="Calibri" w:cs="Calibri"/>
+        </w:rPr>
+      </w:pPr>
+      <w:r>
+        <w:rPr>
+          <w:rFonts w:ascii="Calibri" w:hAnsi="Calibri" w:cs="Calibri"/>
+        </w:rPr>
+        <w:lastRenderedPageBreak/>
+        <w:t xml:space="preserve">In recent </w:t>
+      </w:r>
+      <w:proofErr w:type="spellStart"/>
+      <w:r>
+        <w:rPr>
+          <w:rFonts w:ascii="Calibri" w:hAnsi="Calibri" w:cs="Calibri"/>
+        </w:rPr>
+        <w:t>quanteda</w:t>
+      </w:r>
+      <w:proofErr w:type="spellEnd"/>
+      <w:r>
+        <w:rPr>
+          <w:rFonts w:ascii="Calibri" w:hAnsi="Calibri" w:cs="Calibri"/>
+        </w:rPr>
+        <w:t xml:space="preserve"> versions, the </w:t>
+      </w:r>
+      <w:proofErr w:type="spellStart"/>
+      <w:r>
+        <w:rPr>
+          <w:rFonts w:ascii="Calibri" w:hAnsi="Calibri" w:cs="Calibri"/>
+        </w:rPr>
+        <w:t>ngrams</w:t>
+      </w:r>
+      <w:proofErr w:type="spellEnd"/>
+      <w:r>
+        <w:rPr>
+          <w:rFonts w:ascii="Calibri" w:hAnsi="Calibri" w:cs="Calibri"/>
+        </w:rPr>
+        <w:t xml:space="preserve">= argument on tokens() is </w:t>
       </w:r>
       <w:r>
         <w:rPr>
@@ -986,19 +1089,75 @@
           <w:b/>
           <w:bCs/>
         </w:rPr>
+        <w:t>ignored/deprecated</w:t>
+      </w:r>
+      <w:r>
+        <w:rPr>
+          <w:rFonts w:ascii="Calibri" w:hAnsi="Calibri" w:cs="Calibri"/>
+        </w:rPr>
+        <w:t>.</w:t>
+      </w:r>
+      <w:r>
+        <w:t xml:space="preserve"> </w:t>
+      </w:r>
+      <w:r>
+        <w:rPr>
+          <w:rFonts w:ascii="Calibri" w:hAnsi="Calibri" w:cs="Calibri"/>
+        </w:rPr>
+        <w:t xml:space="preserve">The reliable way in </w:t>
+      </w:r>
+      <w:proofErr w:type="spellStart"/>
+      <w:r>
+        <w:rPr>
+          <w:rFonts w:ascii="Calibri" w:hAnsi="Calibri" w:cs="Calibri"/>
+        </w:rPr>
+        <w:t>quanteda</w:t>
+      </w:r>
+      <w:proofErr w:type="spellEnd"/>
+      <w:r>
+        <w:rPr>
+          <w:rFonts w:ascii="Calibri" w:hAnsi="Calibri" w:cs="Calibri"/>
+        </w:rPr>
+        <w:t xml:space="preserve"> is to first create normal tokens</w:t>
+      </w:r>
+      <w:r>
+        <w:rPr>
+          <w:rFonts w:ascii="Calibri" w:hAnsi="Calibri" w:cs="Calibri"/>
+        </w:rPr>
+        <w:t xml:space="preserve"> (by default 1)</w:t>
+      </w:r>
+      <w:r>
+        <w:rPr>
+          <w:rFonts w:ascii="Calibri" w:hAnsi="Calibri" w:cs="Calibri"/>
+        </w:rPr>
+        <w:t xml:space="preserve">, then turn them into </w:t>
+      </w:r>
+      <w:r>
+        <w:rPr>
+          <w:rFonts w:ascii="Calibri" w:hAnsi="Calibri" w:cs="Calibri"/>
+          <w:b/>
+          <w:bCs/>
+        </w:rPr>
         <w:t>3-grams</w:t>
       </w:r>
       <w:r>
         <w:rPr>
           <w:rFonts w:ascii="Calibri" w:hAnsi="Calibri" w:cs="Calibri"/>
         </w:rPr>
-        <w:t xml:space="preserve"> (sequences of three consecutive words) by setting the </w:t>
+        <w:t xml:space="preserve"> using </w:t>
       </w:r>
       <w:proofErr w:type="spellStart"/>
       <w:r>
         <w:rPr>
           <w:rFonts w:ascii="Calibri" w:hAnsi="Calibri" w:cs="Calibri"/>
         </w:rPr>
+        <w:t>tokens_</w:t>
+      </w:r>
+      <w:proofErr w:type="gramStart"/>
+      <w:r>
+        <w:rPr>
+          <w:rFonts w:ascii="Calibri" w:hAnsi="Calibri" w:cs="Calibri"/>
+        </w:rPr>
         <w:t>ngrams</w:t>
       </w:r>
       <w:proofErr w:type="spellEnd"/>
@@ -1006,19 +1165,14 @@
         <w:rPr>
           <w:rFonts w:ascii="Calibri" w:hAnsi="Calibri" w:cs="Calibri"/>
         </w:rPr>
-        <w:t xml:space="preserve"> option in the tokens</w:t>
-      </w:r>
-      <w:r>
-        <w:rPr>
-          <w:rFonts w:ascii="Calibri" w:hAnsi="Calibri" w:cs="Calibri"/>
-        </w:rPr>
-        <w:t xml:space="preserve"> </w:t>
-      </w:r>
-      <w:r>
-        <w:rPr>
-          <w:rFonts w:ascii="Calibri" w:hAnsi="Calibri" w:cs="Calibri"/>
-        </w:rPr>
-        <w:t>() function:</w:t>
+        <w:t>(</w:t>
+      </w:r>
+      <w:proofErr w:type="gramEnd"/>
+      <w:r>
+        <w:rPr>
+          <w:rFonts w:ascii="Calibri" w:hAnsi="Calibri" w:cs="Calibri"/>
+        </w:rPr>
+        <w:t>).</w:t>
       </w:r>
     </w:p>
     <w:p>
@@ -1026,41 +1180,42 @@
         <w:spacing w:line="276" w:lineRule="auto"/>
         <w:rPr>
           <w:rFonts w:ascii="Cascadia Code" w:hAnsi="Cascadia Code" w:cs="Cascadia Code"/>
-          <w:b/>
-          <w:bCs/>
         </w:rPr>
       </w:pPr>
       <w:proofErr w:type="spellStart"/>
+      <w:proofErr w:type="gramStart"/>
       <w:r>
         <w:rPr>
           <w:rFonts w:ascii="Cascadia Code" w:hAnsi="Cascadia Code" w:cs="Cascadia Code"/>
-          <w:b/>
-          <w:bCs/>
-        </w:rPr>
-        <w:t>train.tokens</w:t>
+        </w:rPr>
+        <w:t>data.tokens</w:t>
       </w:r>
       <w:proofErr w:type="spellEnd"/>
+      <w:proofErr w:type="gramEnd"/>
       <w:r>
         <w:rPr>
           <w:rFonts w:ascii="Cascadia Code" w:hAnsi="Cascadia Code" w:cs="Cascadia Code"/>
-          <w:b/>
-          <w:bCs/>
-        </w:rPr>
-        <w:t xml:space="preserve"> &lt;- tokens</w:t>
-      </w:r>
+        </w:rPr>
+        <w:t xml:space="preserve"> &lt;- </w:t>
+      </w:r>
+      <w:proofErr w:type="spellStart"/>
       <w:r>
         <w:rPr>
           <w:rFonts w:ascii="Cascadia Code" w:hAnsi="Cascadia Code" w:cs="Cascadia Code"/>
-          <w:b/>
-          <w:bCs/>
-        </w:rPr>
-        <w:t xml:space="preserve"> </w:t>
-      </w:r>
+        </w:rPr>
+        <w:t>tokens_</w:t>
+      </w:r>
+      <w:proofErr w:type="gramStart"/>
       <w:r>
         <w:rPr>
           <w:rFonts w:ascii="Cascadia Code" w:hAnsi="Cascadia Code" w:cs="Cascadia Code"/>
-          <w:b/>
-          <w:bCs/>
+        </w:rPr>
+        <w:t>ngrams</w:t>
+      </w:r>
+      <w:proofErr w:type="spellEnd"/>
+      <w:r>
+        <w:rPr>
+          <w:rFonts w:ascii="Cascadia Code" w:hAnsi="Cascadia Code" w:cs="Cascadia Code"/>
         </w:rPr>
         <w:t>(</w:t>
       </w:r>
@@ -1068,220 +1223,16 @@
       <w:r>
         <w:rPr>
           <w:rFonts w:ascii="Cascadia Code" w:hAnsi="Cascadia Code" w:cs="Cascadia Code"/>
-          <w:b/>
-          <w:bCs/>
-        </w:rPr>
-        <w:t>train.raw$text</w:t>
+        </w:rPr>
+        <w:t>data.tokens</w:t>
       </w:r>
       <w:proofErr w:type="spellEnd"/>
+      <w:proofErr w:type="gramEnd"/>
       <w:r>
         <w:rPr>
           <w:rFonts w:ascii="Cascadia Code" w:hAnsi="Cascadia Code" w:cs="Cascadia Code"/>
-          <w:b/>
-          <w:bCs/>
-        </w:rPr>
-        <w:t>,</w:t>
-      </w:r>
-      <w:r>
-        <w:rPr>
-          <w:rFonts w:ascii="Cascadia Code" w:hAnsi="Cascadia Code" w:cs="Cascadia Code"/>
-          <w:b/>
-          <w:bCs/>
-        </w:rPr>
-        <w:t xml:space="preserve"> </w:t>
-      </w:r>
-      <w:r>
-        <w:rPr>
-          <w:rFonts w:ascii="Cascadia Code" w:hAnsi="Cascadia Code" w:cs="Cascadia Code"/>
-          <w:b/>
-          <w:bCs/>
-        </w:rPr>
-        <w:t>what = "word",</w:t>
-      </w:r>
-      <w:r>
-        <w:rPr>
-          <w:rFonts w:ascii="Cascadia Code" w:hAnsi="Cascadia Code" w:cs="Cascadia Code"/>
-          <w:b/>
-          <w:bCs/>
-        </w:rPr>
-        <w:t xml:space="preserve"> </w:t>
-      </w:r>
-      <w:proofErr w:type="spellStart"/>
-      <w:r>
-        <w:rPr>
-          <w:rFonts w:ascii="Cascadia Code" w:hAnsi="Cascadia Code" w:cs="Cascadia Code"/>
-          <w:b/>
-          <w:bCs/>
-        </w:rPr>
-        <w:t>remove_numbers</w:t>
-      </w:r>
-      <w:proofErr w:type="spellEnd"/>
-      <w:r>
-        <w:rPr>
-          <w:rFonts w:ascii="Cascadia Code" w:hAnsi="Cascadia Code" w:cs="Cascadia Code"/>
-          <w:b/>
-          <w:bCs/>
-        </w:rPr>
-        <w:t xml:space="preserve"> = TRUE,</w:t>
-      </w:r>
-      <w:r>
-        <w:rPr>
-          <w:rFonts w:ascii="Cascadia Code" w:hAnsi="Cascadia Code" w:cs="Cascadia Code"/>
-          <w:b/>
-          <w:bCs/>
-        </w:rPr>
-        <w:t xml:space="preserve"> </w:t>
-      </w:r>
-      <w:proofErr w:type="spellStart"/>
-      <w:r>
-        <w:rPr>
-          <w:rFonts w:ascii="Cascadia Code" w:hAnsi="Cascadia Code" w:cs="Cascadia Code"/>
-          <w:b/>
-          <w:bCs/>
-        </w:rPr>
-        <w:t>remove_punct</w:t>
-      </w:r>
-      <w:proofErr w:type="spellEnd"/>
-      <w:r>
-        <w:rPr>
-          <w:rFonts w:ascii="Cascadia Code" w:hAnsi="Cascadia Code" w:cs="Cascadia Code"/>
-          <w:b/>
-          <w:bCs/>
-        </w:rPr>
-        <w:t xml:space="preserve"> = TRUE,</w:t>
-      </w:r>
-      <w:r>
-        <w:rPr>
-          <w:rFonts w:ascii="Cascadia Code" w:hAnsi="Cascadia Code" w:cs="Cascadia Code"/>
-          <w:b/>
-          <w:bCs/>
-        </w:rPr>
-        <w:t xml:space="preserve"> </w:t>
-      </w:r>
-      <w:proofErr w:type="spellStart"/>
-      <w:r>
-        <w:rPr>
-          <w:rFonts w:ascii="Cascadia Code" w:hAnsi="Cascadia Code" w:cs="Cascadia Code"/>
-          <w:b/>
-          <w:bCs/>
-        </w:rPr>
-        <w:t>remove_symbols</w:t>
-      </w:r>
-      <w:proofErr w:type="spellEnd"/>
-      <w:r>
-        <w:rPr>
-          <w:rFonts w:ascii="Cascadia Code" w:hAnsi="Cascadia Code" w:cs="Cascadia Code"/>
-          <w:b/>
-          <w:bCs/>
-        </w:rPr>
-        <w:t xml:space="preserve"> = TRUE,</w:t>
-      </w:r>
-      <w:r>
-        <w:rPr>
-          <w:rFonts w:ascii="Cascadia Code" w:hAnsi="Cascadia Code" w:cs="Cascadia Code"/>
-          <w:b/>
-          <w:bCs/>
-        </w:rPr>
-        <w:t xml:space="preserve"> </w:t>
-      </w:r>
-      <w:proofErr w:type="spellStart"/>
-      <w:r>
-        <w:rPr>
-          <w:rFonts w:ascii="Cascadia Code" w:hAnsi="Cascadia Code" w:cs="Cascadia Code"/>
-          <w:b/>
-          <w:bCs/>
-        </w:rPr>
-        <w:t>remove_hyphens</w:t>
-      </w:r>
-      <w:proofErr w:type="spellEnd"/>
-      <w:r>
-        <w:rPr>
-          <w:rFonts w:ascii="Cascadia Code" w:hAnsi="Cascadia Code" w:cs="Cascadia Code"/>
-          <w:b/>
-          <w:bCs/>
-        </w:rPr>
-        <w:t xml:space="preserve"> = TRUE,</w:t>
-      </w:r>
-      <w:r>
-        <w:rPr>
-          <w:rFonts w:ascii="Cascadia Code" w:hAnsi="Cascadia Code" w:cs="Cascadia Code"/>
-          <w:b/>
-          <w:bCs/>
-        </w:rPr>
-        <w:t xml:space="preserve"> </w:t>
-      </w:r>
-      <w:proofErr w:type="spellStart"/>
-      <w:r>
-        <w:rPr>
-          <w:rFonts w:ascii="Cascadia Code" w:hAnsi="Cascadia Code" w:cs="Cascadia Code"/>
-          <w:b/>
-          <w:bCs/>
-        </w:rPr>
-        <w:t>ngrams</w:t>
-      </w:r>
-      <w:proofErr w:type="spellEnd"/>
-      <w:r>
-        <w:rPr>
-          <w:rFonts w:ascii="Cascadia Code" w:hAnsi="Cascadia Code" w:cs="Cascadia Code"/>
-          <w:b/>
-          <w:bCs/>
-        </w:rPr>
-        <w:t xml:space="preserve"> = 3)</w:t>
-      </w:r>
-    </w:p>
-    <w:p>
-      <w:pPr>
-        <w:spacing w:line="276" w:lineRule="auto"/>
-        <w:rPr>
-          <w:rFonts w:ascii="Calibri" w:hAnsi="Calibri" w:cs="Calibri"/>
-        </w:rPr>
-      </w:pPr>
-      <w:r>
-        <w:rPr>
-          <w:rFonts w:ascii="Calibri" w:hAnsi="Calibri" w:cs="Calibri"/>
-        </w:rPr>
-        <w:t xml:space="preserve">After this change, each token becomes a phrase of </w:t>
-      </w:r>
-      <w:r>
-        <w:rPr>
-          <w:rFonts w:ascii="Calibri" w:hAnsi="Calibri" w:cs="Calibri"/>
-          <w:b/>
-          <w:bCs/>
-        </w:rPr>
-        <w:t>three words</w:t>
-      </w:r>
-      <w:r>
-        <w:rPr>
-          <w:rFonts w:ascii="Calibri" w:hAnsi="Calibri" w:cs="Calibri"/>
-        </w:rPr>
-        <w:t xml:space="preserve"> instead of one.</w:t>
-      </w:r>
-      <w:r>
-        <w:rPr>
-          <w:rFonts w:ascii="Calibri" w:hAnsi="Calibri" w:cs="Calibri"/>
-        </w:rPr>
-        <w:br/>
-      </w:r>
-      <w:proofErr w:type="spellStart"/>
-      <w:r>
-        <w:rPr>
-          <w:rFonts w:ascii="Calibri" w:hAnsi="Calibri" w:cs="Calibri"/>
-        </w:rPr>
-        <w:t>data.tokens</w:t>
-      </w:r>
-      <w:proofErr w:type="spellEnd"/>
-      <w:r>
-        <w:rPr>
-          <w:rFonts w:ascii="Calibri" w:hAnsi="Calibri" w:cs="Calibri"/>
-        </w:rPr>
-        <w:t xml:space="preserve"> therefore grows in both size and vocabulary because many more unique word combinations are recorded.</w:t>
-      </w:r>
-      <w:r>
-        <w:rPr>
-          <w:rFonts w:ascii="Calibri" w:hAnsi="Calibri" w:cs="Calibri"/>
-        </w:rPr>
-        <w:br/>
-        <w:t>3-grams capture short expressions and word-order patterns that may improve classification.</w:t>
+        </w:rPr>
+        <w:t>, n = 3)</w:t>
       </w:r>
     </w:p>
     <w:p>
@@ -1304,7 +1255,6 @@
           <w:sz w:val="28"/>
           <w:szCs w:val="28"/>
         </w:rPr>
-        <w:lastRenderedPageBreak/>
         <w:t>Exercise 4</w:t>
       </w:r>
     </w:p>
@@ -1355,6 +1305,7 @@
         </w:rPr>
       </w:pPr>
       <w:proofErr w:type="spellStart"/>
+      <w:proofErr w:type="gramStart"/>
       <w:r>
         <w:rPr>
           <w:rFonts w:ascii="Calibri" w:hAnsi="Calibri" w:cs="Calibri"/>
@@ -1366,7 +1317,14 @@
         <w:rPr>
           <w:rFonts w:ascii="Calibri" w:hAnsi="Calibri" w:cs="Calibri"/>
         </w:rPr>
-        <w:t xml:space="preserve">(type = </w:t>
+        <w:t>(</w:t>
+      </w:r>
+      <w:proofErr w:type="gramEnd"/>
+      <w:r>
+        <w:rPr>
+          <w:rFonts w:ascii="Calibri" w:hAnsi="Calibri" w:cs="Calibri"/>
+        </w:rPr>
+        <w:t xml:space="preserve">type = </w:t>
       </w:r>
       <w:proofErr w:type="spellStart"/>
       <w:r>
@@ -1383,11 +1341,19 @@
         <w:t xml:space="preserve">, </w:t>
       </w:r>
       <w:proofErr w:type="spellStart"/>
-      <w:r>
-        <w:rPr>
-          <w:rFonts w:ascii="Calibri" w:hAnsi="Calibri" w:cs="Calibri"/>
-        </w:rPr>
-        <w:t>data.tokens.df</w:t>
+      <w:proofErr w:type="gramStart"/>
+      <w:r>
+        <w:rPr>
+          <w:rFonts w:ascii="Calibri" w:hAnsi="Calibri" w:cs="Calibri"/>
+        </w:rPr>
+        <w:t>data.tokens</w:t>
+      </w:r>
+      <w:proofErr w:type="gramEnd"/>
+      <w:r>
+        <w:rPr>
+          <w:rFonts w:ascii="Calibri" w:hAnsi="Calibri" w:cs="Calibri"/>
+        </w:rPr>
+        <w:t>.df</w:t>
       </w:r>
       <w:proofErr w:type="spellEnd"/>
       <w:r>
@@ -1471,6 +1437,7 @@
       <w:r>
         <w:rPr>
           <w:rFonts w:ascii="Calibri" w:hAnsi="Calibri" w:cs="Calibri"/>
+          <w:noProof/>
         </w:rPr>
         <w:drawing>
           <wp:inline distT="0" distB="0" distL="0" distR="0" wp14:anchorId="78727E39" wp14:editId="4D340BA0">
@@ -1488,7 +1455,7 @@
                     <pic:cNvPicPr/>
                   </pic:nvPicPr>
                   <pic:blipFill>
-                    <a:blip r:embed="rId11"/>
+                    <a:blip r:embed="rId12"/>
                     <a:stretch>
                       <a:fillRect/>
                     </a:stretch>
@@ -1572,70 +1539,80 @@
           <w:b/>
           <w:bCs/>
         </w:rPr>
-        <w:t>dfm_select</w:t>
-      </w:r>
-      <w:proofErr w:type="spellEnd"/>
+        <w:t>dfm_</w:t>
+      </w:r>
+      <w:proofErr w:type="gramStart"/>
       <w:r>
         <w:rPr>
           <w:rFonts w:ascii="Cascadia Code" w:hAnsi="Cascadia Code" w:cs="Cascadia Code"/>
           <w:b/>
           <w:bCs/>
         </w:rPr>
-        <w:t>(</w:t>
-      </w:r>
-      <w:proofErr w:type="spellStart"/>
+        <w:t>select</w:t>
+      </w:r>
+      <w:proofErr w:type="spellEnd"/>
       <w:r>
         <w:rPr>
           <w:rFonts w:ascii="Cascadia Code" w:hAnsi="Cascadia Code" w:cs="Cascadia Code"/>
           <w:b/>
           <w:bCs/>
         </w:rPr>
-        <w:t>test.tokens.dfm</w:t>
-      </w:r>
-      <w:proofErr w:type="spellEnd"/>
+        <w:t>(</w:t>
+      </w:r>
+      <w:proofErr w:type="spellStart"/>
+      <w:proofErr w:type="gramEnd"/>
       <w:r>
         <w:rPr>
           <w:rFonts w:ascii="Cascadia Code" w:hAnsi="Cascadia Code" w:cs="Cascadia Code"/>
           <w:b/>
           <w:bCs/>
         </w:rPr>
-        <w:t xml:space="preserve">, pattern = </w:t>
-      </w:r>
-      <w:proofErr w:type="spellStart"/>
+        <w:t>test.tokens.dfm</w:t>
+      </w:r>
+      <w:proofErr w:type="spellEnd"/>
       <w:r>
         <w:rPr>
           <w:rFonts w:ascii="Cascadia Code" w:hAnsi="Cascadia Code" w:cs="Cascadia Code"/>
           <w:b/>
           <w:bCs/>
         </w:rPr>
-        <w:t>train.tokens.dfm</w:t>
-      </w:r>
-      <w:proofErr w:type="spellEnd"/>
+        <w:t xml:space="preserve">, pattern = </w:t>
+      </w:r>
+      <w:proofErr w:type="spellStart"/>
       <w:r>
         <w:rPr>
           <w:rFonts w:ascii="Cascadia Code" w:hAnsi="Cascadia Code" w:cs="Cascadia Code"/>
           <w:b/>
           <w:bCs/>
         </w:rPr>
-        <w:t>, selection = "keep")</w:t>
-      </w:r>
+        <w:t>train.tokens.dfm</w:t>
+      </w:r>
+      <w:proofErr w:type="spellEnd"/>
       <w:r>
         <w:rPr>
           <w:rFonts w:ascii="Cascadia Code" w:hAnsi="Cascadia Code" w:cs="Cascadia Code"/>
           <w:b/>
           <w:bCs/>
         </w:rPr>
-        <w:t xml:space="preserve"> </w:t>
-      </w:r>
-    </w:p>
-    <w:p>
-      <w:pPr>
-        <w:spacing w:line="276" w:lineRule="auto"/>
+        <w:t>, selection = "keep")</w:t>
+      </w:r>
+      <w:r>
         <w:rPr>
           <w:rFonts w:ascii="Cascadia Code" w:hAnsi="Cascadia Code" w:cs="Cascadia Code"/>
           <w:b/>
           <w:bCs/>
         </w:rPr>
+        <w:t xml:space="preserve"> </w:t>
+      </w:r>
+    </w:p>
+    <w:p>
+      <w:pPr>
+        <w:spacing w:line="276" w:lineRule="auto"/>
+        <w:rPr>
+          <w:rFonts w:ascii="Cascadia Code" w:hAnsi="Cascadia Code" w:cs="Cascadia Code"/>
+          <w:b/>
+          <w:bCs/>
+        </w:rPr>
       </w:pPr>
       <w:r>
         <w:rPr>
@@ -1648,6 +1625,12 @@
           <w:rFonts w:ascii="Calibri" w:hAnsi="Calibri" w:cs="Calibri"/>
         </w:rPr>
         <w:br/>
+      </w:r>
+      <w:r>
+        <w:rPr>
+          <w:rFonts w:ascii="Calibri" w:hAnsi="Calibri" w:cs="Calibri"/>
+        </w:rPr>
+        <w:lastRenderedPageBreak/>
         <w:t>This alignment ensures the model reads each column as the same word or 3-gram in both training and testing phases.</w:t>
       </w:r>
     </w:p>
@@ -1693,7 +1676,6 @@
           <w:bCs/>
           <w:color w:val="0F4761" w:themeColor="accent1" w:themeShade="BF"/>
         </w:rPr>
-        <w:lastRenderedPageBreak/>
         <w:t>Q7. How does the model perform on the training and testing sets (accuracy, specificity, sensitivity)?</w:t>
       </w:r>
     </w:p>
@@ -1709,6 +1691,7 @@
       <w:r>
         <w:rPr>
           <w:rFonts w:ascii="Calibri" w:hAnsi="Calibri" w:cs="Calibri"/>
+          <w:noProof/>
           <w:color w:val="0F4761" w:themeColor="accent1" w:themeShade="BF"/>
         </w:rPr>
         <w:drawing>
@@ -1727,7 +1710,7 @@
                     <pic:cNvPicPr/>
                   </pic:nvPicPr>
                   <pic:blipFill>
-                    <a:blip r:embed="rId12"/>
+                    <a:blip r:embed="rId13"/>
                     <a:stretch>
                       <a:fillRect/>
                     </a:stretch>
@@ -1778,6 +1761,10 @@
         <w:jc w:val="center"/>
       </w:pPr>
       <w:r>
+        <w:rPr>
+          <w:noProof/>
+        </w:rPr>
+        <w:lastRenderedPageBreak/>
         <w:drawing>
           <wp:inline distT="0" distB="0" distL="0" distR="0" wp14:anchorId="23C458D4" wp14:editId="2C5A8114">
             <wp:extent cx="4481149" cy="3382751"/>
@@ -1794,7 +1781,7 @@
                     <pic:cNvPicPr/>
                   </pic:nvPicPr>
                   <pic:blipFill>
-                    <a:blip r:embed="rId13"/>
+                    <a:blip r:embed="rId14"/>
                     <a:stretch>
                       <a:fillRect/>
                     </a:stretch>
@@ -1838,7 +1825,6 @@
         <w:rPr>
           <w:rFonts w:ascii="Calibri" w:hAnsi="Calibri" w:cs="Calibri"/>
         </w:rPr>
-        <w:lastRenderedPageBreak/>
         <w:t>The model performs well overall, showing slightly better results on the training data than on the testing data.</w:t>
       </w:r>
       <w:r>
@@ -1933,7 +1919,7 @@
       </w:pPr>
     </w:p>
     <w:sectPr>
-      <w:headerReference w:type="default" r:id="rId14"/>
+      <w:headerReference w:type="default" r:id="rId15"/>
       <w:pgSz w:w="11906" w:h="16838"/>
       <w:pgMar w:top="1440" w:right="1440" w:bottom="1440" w:left="1440" w:header="708" w:footer="708" w:gutter="0"/>
       <w:cols w:space="708"/>
